--- a/human/tasks/T-01/summary.docx
+++ b/human/tasks/T-01/summary.docx
@@ -222,7 +222,12 @@
     </w:p>
     <w:p>
       <w:r>
-        <w:t>明确路径提交并推送codex/task-package-normalization，不自动合并。已整理12/71包，剩余59包；下一包R-01，全项目及最终根目录双层迁移仍未完成。</w:t>
+        <w:t>规范化71/71包、根目录迁移19/19项完成；每包Word由Agent源生成。</w:t>
+      </w:r>
+    </w:p>
+    <w:p>
+      <w:r>
+        <w:t>业务状态DONE，原签收与未交付项不变；后续按注册表和实际依赖推进。</w:t>
       </w:r>
     </w:p>
     <w:p>
